--- a/test/女儿成长日记.docx
+++ b/test/女儿成长日记.docx
@@ -68,6 +68,9 @@
     <w:p>
       <w:pPr>
         <w:pStyle w:val="1"/>
+        <w:rPr>
+          <w:rFonts w:hint="eastAsia"/>
+        </w:rPr>
       </w:pPr>
       <w:r>
         <w:rPr>
@@ -87,7 +90,7 @@
         <w:spacing w:line="360" w:lineRule="auto"/>
         <w:ind w:firstLineChars="200" w:firstLine="480"/>
         <w:rPr>
-          <w:rFonts w:ascii="宋体" w:eastAsia="宋体" w:hAnsi="宋体" w:hint="eastAsia"/>
+          <w:rFonts w:ascii="宋体" w:eastAsia="宋体" w:hAnsi="宋体"/>
           <w:sz w:val="24"/>
           <w:szCs w:val="24"/>
         </w:rPr>
@@ -147,6 +150,143 @@
           <w:szCs w:val="24"/>
         </w:rPr>
         <w:t>再过些天，天气凉快一些，可以进行更多的户外活动</w:t>
+      </w:r>
+      <w:r>
+        <w:rPr>
+          <w:rFonts w:ascii="宋体" w:eastAsia="宋体" w:hAnsi="宋体" w:hint="eastAsia"/>
+          <w:sz w:val="24"/>
+          <w:szCs w:val="24"/>
+        </w:rPr>
+        <w:t>。</w:t>
+      </w:r>
+    </w:p>
+    <w:p>
+      <w:pPr>
+        <w:pStyle w:val="1"/>
+        <w:rPr>
+          <w:rFonts w:hint="eastAsia"/>
+        </w:rPr>
+      </w:pPr>
+      <w:r>
+        <w:rPr>
+          <w:rFonts w:hint="eastAsia"/>
+        </w:rPr>
+        <w:t>2026-08-11</w:t>
+      </w:r>
+    </w:p>
+    <w:p>
+      <w:pPr>
+        <w:spacing w:line="360" w:lineRule="auto"/>
+        <w:ind w:firstLineChars="200" w:firstLine="480"/>
+        <w:rPr>
+          <w:rFonts w:ascii="宋体" w:eastAsia="宋体" w:hAnsi="宋体" w:hint="eastAsia"/>
+          <w:sz w:val="24"/>
+          <w:szCs w:val="24"/>
+        </w:rPr>
+      </w:pPr>
+      <w:r>
+        <w:rPr>
+          <w:rFonts w:ascii="宋体" w:eastAsia="宋体" w:hAnsi="宋体" w:hint="eastAsia"/>
+          <w:sz w:val="24"/>
+          <w:szCs w:val="24"/>
+        </w:rPr>
+        <w:t>今天下班</w:t>
+      </w:r>
+      <w:r>
+        <w:rPr>
+          <w:rFonts w:ascii="宋体" w:eastAsia="宋体" w:hAnsi="宋体" w:hint="eastAsia"/>
+          <w:sz w:val="24"/>
+          <w:szCs w:val="24"/>
+        </w:rPr>
+        <w:t>到家的时候</w:t>
+      </w:r>
+      <w:r>
+        <w:rPr>
+          <w:rFonts w:ascii="宋体" w:eastAsia="宋体" w:hAnsi="宋体" w:hint="eastAsia"/>
+          <w:sz w:val="24"/>
+          <w:szCs w:val="24"/>
+        </w:rPr>
+        <w:t>，</w:t>
+      </w:r>
+      <w:r>
+        <w:rPr>
+          <w:rFonts w:ascii="宋体" w:eastAsia="宋体" w:hAnsi="宋体" w:hint="eastAsia"/>
+          <w:sz w:val="24"/>
+          <w:szCs w:val="24"/>
+        </w:rPr>
+        <w:t>女儿正在吃饭</w:t>
+      </w:r>
+      <w:r>
+        <w:rPr>
+          <w:rFonts w:ascii="宋体" w:eastAsia="宋体" w:hAnsi="宋体" w:hint="eastAsia"/>
+          <w:sz w:val="24"/>
+          <w:szCs w:val="24"/>
+        </w:rPr>
+        <w:t>。没有来得及给衣服上喷酒精消毒，也没有来得及洗手，女儿就向我跑了过来</w:t>
+      </w:r>
+      <w:r>
+        <w:rPr>
+          <w:rFonts w:ascii="宋体" w:eastAsia="宋体" w:hAnsi="宋体"/>
+          <w:sz w:val="24"/>
+          <w:szCs w:val="24"/>
+        </w:rPr>
+        <w:t>要抱抱</w:t>
+      </w:r>
+      <w:r>
+        <w:rPr>
+          <w:rFonts w:ascii="宋体" w:eastAsia="宋体" w:hAnsi="宋体" w:hint="eastAsia"/>
+          <w:sz w:val="24"/>
+          <w:szCs w:val="24"/>
+        </w:rPr>
+        <w:t>，</w:t>
+      </w:r>
+      <w:r>
+        <w:rPr>
+          <w:rFonts w:ascii="宋体" w:eastAsia="宋体" w:hAnsi="宋体"/>
+          <w:sz w:val="24"/>
+          <w:szCs w:val="24"/>
+        </w:rPr>
+        <w:t>我就把女儿抱了起来，然后女儿就一直让抱着，感觉情绪不是很高</w:t>
+      </w:r>
+      <w:r>
+        <w:rPr>
+          <w:rFonts w:ascii="宋体" w:eastAsia="宋体" w:hAnsi="宋体" w:hint="eastAsia"/>
+          <w:sz w:val="24"/>
+          <w:szCs w:val="24"/>
+        </w:rPr>
+        <w:t>。</w:t>
+      </w:r>
+      <w:r>
+        <w:rPr>
+          <w:rFonts w:ascii="宋体" w:eastAsia="宋体" w:hAnsi="宋体"/>
+          <w:sz w:val="24"/>
+          <w:szCs w:val="24"/>
+        </w:rPr>
+        <w:t>后来女儿听了会儿音乐睡着了，</w:t>
+      </w:r>
+      <w:r>
+        <w:rPr>
+          <w:rFonts w:ascii="宋体" w:eastAsia="宋体" w:hAnsi="宋体" w:hint="eastAsia"/>
+          <w:sz w:val="24"/>
+          <w:szCs w:val="24"/>
+        </w:rPr>
+        <w:t>但是</w:t>
+      </w:r>
+      <w:r>
+        <w:rPr>
+          <w:rFonts w:ascii="宋体" w:eastAsia="宋体" w:hAnsi="宋体"/>
+          <w:sz w:val="24"/>
+          <w:szCs w:val="24"/>
+        </w:rPr>
+        <w:t>睡着了也只能抱着，放到床上就醒，感觉是最近孩子的妈妈加班比较多，陪女儿的时间有点少，导致女儿的情感需求没有被满足，还是得尽量多陪陪孩子</w:t>
+      </w:r>
+      <w:r>
+        <w:rPr>
+          <w:rFonts w:ascii="宋体" w:eastAsia="宋体" w:hAnsi="宋体" w:hint="eastAsia"/>
+          <w:sz w:val="24"/>
+          <w:szCs w:val="24"/>
+        </w:rPr>
+        <w:t>。</w:t>
       </w:r>
     </w:p>
     <w:sectPr>
@@ -857,7 +997,6 @@
   <w:style w:type="character" w:default="1" w:styleId="a0">
     <w:name w:val="Default Paragraph Font"/>
     <w:uiPriority w:val="1"/>
-    <w:semiHidden/>
     <w:unhideWhenUsed/>
   </w:style>
   <w:style w:type="table" w:default="1" w:styleId="a1">

--- a/test/女儿成长日记.docx
+++ b/test/女儿成长日记.docx
@@ -1,6 +1,6 @@
 
 <file path=word/document.xml><?xml version="1.0" encoding="utf-8"?>
-<w:document xmlns:wpc="http://schemas.microsoft.com/office/word/2010/wordprocessingCanvas" xmlns:cx="http://schemas.microsoft.com/office/drawing/2014/chartex" xmlns:cx1="http://schemas.microsoft.com/office/drawing/2015/9/8/chartex" xmlns:cx2="http://schemas.microsoft.com/office/drawing/2015/10/21/chartex" xmlns:cx3="http://schemas.microsoft.com/office/drawing/2016/5/9/chartex" xmlns:cx4="http://schemas.microsoft.com/office/drawing/2016/5/10/chartex" xmlns:cx5="http://schemas.microsoft.com/office/drawing/2016/5/11/chartex" xmlns:cx6="http://schemas.microsoft.com/office/drawing/2016/5/12/chartex" xmlns:cx7="http://schemas.microsoft.com/office/drawing/2016/5/13/chartex" xmlns:cx8="http://schemas.microsoft.com/office/drawing/2016/5/14/chartex" xmlns:mc="http://schemas.openxmlformats.org/markup-compatibility/2006" xmlns:aink="http://schemas.microsoft.com/office/drawing/2016/ink" xmlns:am3d="http://schemas.microsoft.com/office/drawing/2017/model3d" xmlns:o="urn:schemas-microsoft-com:office:office" xmlns:oel="http://schemas.microsoft.com/office/2019/extlst" xmlns:r="http://schemas.openxmlformats.org/officeDocument/2006/relationships" xmlns:m="http://schemas.openxmlformats.org/officeDocument/2006/math" xmlns:v="urn:schemas-microsoft-com:vml" xmlns:wp14="http://schemas.microsoft.com/office/word/2010/wordprocessingDrawing" xmlns:wp="http://schemas.openxmlformats.org/drawingml/2006/wordprocessingDrawing" xmlns:w10="urn:schemas-microsoft-com:office:word" xmlns:w="http://schemas.openxmlformats.org/wordprocessingml/2006/main" xmlns:w14="http://schemas.microsoft.com/office/word/2010/wordml" xmlns:w15="http://schemas.microsoft.com/office/word/2012/wordml" xmlns:w16cei="http://schemas.microsoft.com/office/word/2026/wordml/cei" xmlns:w16cex="http://schemas.microsoft.com/office/word/2018/wordml/cex" xmlns:w16cid="http://schemas.microsoft.com/office/word/2016/wordml/cid" xmlns:w16="http://schemas.microsoft.com/office/word/2018/wordml" xmlns:w16du="http://schemas.microsoft.com/office/word/2023/wordml/word16du" xmlns:w16sdtdh="http://schemas.microsoft.com/office/word/2020/wordml/sdtdatahash" xmlns:w16sdtfl="http://schemas.microsoft.com/office/word/2024/wordml/sdtformatlock" xmlns:w16se="http://schemas.microsoft.com/office/word/2015/wordml/symex" xmlns:wpg="http://schemas.microsoft.com/office/word/2010/wordprocessingGroup" xmlns:wpi="http://schemas.microsoft.com/office/word/2010/wordprocessingInk" xmlns:wne="http://schemas.microsoft.com/office/word/2006/wordml" xmlns:wps="http://schemas.microsoft.com/office/word/2010/wordprocessingShape" mc:Ignorable="w14 w15 w16se w16cid w16 w16cex w16sdtdh w16sdtfl w16du wp14">
+<w:document xmlns:wpc="http://schemas.microsoft.com/office/word/2010/wordprocessingCanvas" xmlns:cx="http://schemas.microsoft.com/office/drawing/2014/chartex" xmlns:cx1="http://schemas.microsoft.com/office/drawing/2015/9/8/chartex" xmlns:cx2="http://schemas.microsoft.com/office/drawing/2015/10/21/chartex" xmlns:cx3="http://schemas.microsoft.com/office/drawing/2016/5/9/chartex" xmlns:cx4="http://schemas.microsoft.com/office/drawing/2016/5/10/chartex" xmlns:cx5="http://schemas.microsoft.com/office/drawing/2016/5/11/chartex" xmlns:cx6="http://schemas.microsoft.com/office/drawing/2016/5/12/chartex" xmlns:cx7="http://schemas.microsoft.com/office/drawing/2016/5/13/chartex" xmlns:cx8="http://schemas.microsoft.com/office/drawing/2016/5/14/chartex" xmlns:mc="http://schemas.openxmlformats.org/markup-compatibility/2006" xmlns:aink="http://schemas.microsoft.com/office/drawing/2016/ink" xmlns:am3d="http://schemas.microsoft.com/office/drawing/2017/model3d" xmlns:o="urn:schemas-microsoft-com:office:office" xmlns:oel="http://schemas.microsoft.com/office/2019/extlst" xmlns:r="http://schemas.openxmlformats.org/officeDocument/2006/relationships" xmlns:m="http://schemas.openxmlformats.org/officeDocument/2006/math" xmlns:v="urn:schemas-microsoft-com:vml" xmlns:wp14="http://schemas.microsoft.com/office/word/2010/wordprocessingDrawing" xmlns:wp="http://schemas.openxmlformats.org/drawingml/2006/wordprocessingDrawing" xmlns:w10="urn:schemas-microsoft-com:office:word" xmlns:w="http://schemas.openxmlformats.org/wordprocessingml/2006/main" xmlns:w14="http://schemas.microsoft.com/office/word/2010/wordml" xmlns:w15="http://schemas.microsoft.com/office/word/2012/wordml" xmlns:w16cex="http://schemas.microsoft.com/office/word/2018/wordml/cex" xmlns:w16cid="http://schemas.microsoft.com/office/word/2016/wordml/cid" xmlns:w16="http://schemas.microsoft.com/office/word/2018/wordml" xmlns:w16du="http://schemas.microsoft.com/office/word/2023/wordml/word16du" xmlns:w16sdtdh="http://schemas.microsoft.com/office/word/2020/wordml/sdtdatahash" xmlns:w16sdtfl="http://schemas.microsoft.com/office/word/2024/wordml/sdtformatlock" xmlns:w16se="http://schemas.microsoft.com/office/word/2015/wordml/symex" xmlns:wpg="http://schemas.microsoft.com/office/word/2010/wordprocessingGroup" xmlns:wpi="http://schemas.microsoft.com/office/word/2010/wordprocessingInk" xmlns:wne="http://schemas.microsoft.com/office/word/2006/wordml" xmlns:wps="http://schemas.microsoft.com/office/word/2010/wordprocessingShape" mc:Ignorable="w14 w15 w16se w16cid w16 w16cex w16sdtdh w16sdtfl w16du wp14">
   <w:body>
     <w:p>
       <w:pPr>
@@ -90,7 +90,7 @@
         <w:spacing w:line="360" w:lineRule="auto"/>
         <w:ind w:firstLineChars="200" w:firstLine="480"/>
         <w:rPr>
-          <w:rFonts w:ascii="宋体" w:eastAsia="宋体" w:hAnsi="宋体"/>
+          <w:rFonts w:ascii="宋体" w:eastAsia="宋体" w:hAnsi="宋体" w:hint="eastAsia"/>
           <w:sz w:val="24"/>
           <w:szCs w:val="24"/>
         </w:rPr>
@@ -179,7 +179,7 @@
         <w:spacing w:line="360" w:lineRule="auto"/>
         <w:ind w:firstLineChars="200" w:firstLine="480"/>
         <w:rPr>
-          <w:rFonts w:ascii="宋体" w:eastAsia="宋体" w:hAnsi="宋体" w:hint="eastAsia"/>
+          <w:rFonts w:ascii="宋体" w:eastAsia="宋体" w:hAnsi="宋体"/>
           <w:sz w:val="24"/>
           <w:szCs w:val="24"/>
         </w:rPr>
@@ -287,6 +287,114 @@
           <w:szCs w:val="24"/>
         </w:rPr>
         <w:t>。</w:t>
+      </w:r>
+    </w:p>
+    <w:p>
+      <w:pPr>
+        <w:pStyle w:val="1"/>
+        <w:rPr>
+          <w:rFonts w:hint="eastAsia"/>
+        </w:rPr>
+      </w:pPr>
+      <w:r>
+        <w:rPr>
+          <w:rFonts w:hint="eastAsia"/>
+        </w:rPr>
+        <w:t>2026-08-</w:t>
+      </w:r>
+      <w:r>
+        <w:rPr>
+          <w:rFonts w:hint="eastAsia"/>
+        </w:rPr>
+        <w:t>16</w:t>
+      </w:r>
+    </w:p>
+    <w:p>
+      <w:pPr>
+        <w:spacing w:line="360" w:lineRule="auto"/>
+        <w:ind w:firstLineChars="200" w:firstLine="480"/>
+        <w:rPr>
+          <w:rFonts w:ascii="宋体" w:eastAsia="宋体" w:hAnsi="宋体" w:hint="eastAsia"/>
+          <w:sz w:val="24"/>
+          <w:szCs w:val="24"/>
+        </w:rPr>
+      </w:pPr>
+      <w:r>
+        <w:rPr>
+          <w:rFonts w:ascii="宋体" w:eastAsia="宋体" w:hAnsi="宋体" w:hint="eastAsia"/>
+          <w:sz w:val="24"/>
+          <w:szCs w:val="24"/>
+        </w:rPr>
+        <w:t>女儿可以清晰地喊爸爸了。</w:t>
+      </w:r>
+    </w:p>
+    <w:p>
+      <w:pPr>
+        <w:pStyle w:val="1"/>
+        <w:rPr>
+          <w:rFonts w:hint="eastAsia"/>
+        </w:rPr>
+      </w:pPr>
+      <w:r>
+        <w:rPr>
+          <w:rFonts w:hint="eastAsia"/>
+        </w:rPr>
+        <w:t>2026-08-</w:t>
+      </w:r>
+      <w:r>
+        <w:rPr>
+          <w:rFonts w:hint="eastAsia"/>
+        </w:rPr>
+        <w:t>2</w:t>
+      </w:r>
+      <w:r>
+        <w:rPr>
+          <w:rFonts w:hint="eastAsia"/>
+        </w:rPr>
+        <w:t>1</w:t>
+      </w:r>
+    </w:p>
+    <w:p>
+      <w:pPr>
+        <w:spacing w:line="360" w:lineRule="auto"/>
+        <w:ind w:firstLineChars="200" w:firstLine="480"/>
+        <w:rPr>
+          <w:rFonts w:ascii="宋体" w:eastAsia="宋体" w:hAnsi="宋体" w:hint="eastAsia"/>
+          <w:sz w:val="24"/>
+          <w:szCs w:val="24"/>
+        </w:rPr>
+      </w:pPr>
+      <w:r>
+        <w:rPr>
+          <w:rFonts w:ascii="宋体" w:eastAsia="宋体" w:hAnsi="宋体" w:hint="eastAsia"/>
+          <w:sz w:val="24"/>
+          <w:szCs w:val="24"/>
+        </w:rPr>
+        <w:t>今天晚上女儿发高烧</w:t>
+      </w:r>
+      <w:r>
+        <w:rPr>
+          <w:rFonts w:ascii="宋体" w:eastAsia="宋体" w:hAnsi="宋体" w:hint="eastAsia"/>
+          <w:sz w:val="24"/>
+          <w:szCs w:val="24"/>
+        </w:rPr>
+        <w:t>。到医院做了检查、开了药。</w:t>
+      </w:r>
+      <w:r>
+        <w:rPr>
+          <w:rFonts w:ascii="宋体" w:eastAsia="宋体" w:hAnsi="宋体" w:hint="eastAsia"/>
+          <w:sz w:val="24"/>
+          <w:szCs w:val="24"/>
+        </w:rPr>
+        <w:t>怎样让孩子吃药是个比较困难的事情，</w:t>
+      </w:r>
+      <w:r>
+        <w:rPr>
+          <w:rFonts w:ascii="宋体" w:eastAsia="宋体" w:hAnsi="宋体" w:hint="eastAsia"/>
+          <w:sz w:val="24"/>
+          <w:szCs w:val="24"/>
+        </w:rPr>
+        <w:t>尝试了把药混合在粥里面、强制喂药等不同的方式。</w:t>
       </w:r>
     </w:p>
     <w:sectPr>
@@ -300,7 +408,7 @@
 </file>
 
 <file path=word/numbering.xml><?xml version="1.0" encoding="utf-8"?>
-<w:numbering xmlns:wpc="http://schemas.microsoft.com/office/word/2010/wordprocessingCanvas" xmlns:cx="http://schemas.microsoft.com/office/drawing/2014/chartex" xmlns:cx1="http://schemas.microsoft.com/office/drawing/2015/9/8/chartex" xmlns:cx2="http://schemas.microsoft.com/office/drawing/2015/10/21/chartex" xmlns:cx3="http://schemas.microsoft.com/office/drawing/2016/5/9/chartex" xmlns:cx4="http://schemas.microsoft.com/office/drawing/2016/5/10/chartex" xmlns:cx5="http://schemas.microsoft.com/office/drawing/2016/5/11/chartex" xmlns:cx6="http://schemas.microsoft.com/office/drawing/2016/5/12/chartex" xmlns:cx7="http://schemas.microsoft.com/office/drawing/2016/5/13/chartex" xmlns:cx8="http://schemas.microsoft.com/office/drawing/2016/5/14/chartex" xmlns:mc="http://schemas.openxmlformats.org/markup-compatibility/2006" xmlns:aink="http://schemas.microsoft.com/office/drawing/2016/ink" xmlns:am3d="http://schemas.microsoft.com/office/drawing/2017/model3d" xmlns:o="urn:schemas-microsoft-com:office:office" xmlns:oel="http://schemas.microsoft.com/office/2019/extlst" xmlns:r="http://schemas.openxmlformats.org/officeDocument/2006/relationships" xmlns:m="http://schemas.openxmlformats.org/officeDocument/2006/math" xmlns:v="urn:schemas-microsoft-com:vml" xmlns:wp14="http://schemas.microsoft.com/office/word/2010/wordprocessingDrawing" xmlns:wp="http://schemas.openxmlformats.org/drawingml/2006/wordprocessingDrawing" xmlns:w10="urn:schemas-microsoft-com:office:word" xmlns:w="http://schemas.openxmlformats.org/wordprocessingml/2006/main" xmlns:w14="http://schemas.microsoft.com/office/word/2010/wordml" xmlns:w15="http://schemas.microsoft.com/office/word/2012/wordml" xmlns:w16cei="http://schemas.microsoft.com/office/word/2026/wordml/cei" xmlns:w16cex="http://schemas.microsoft.com/office/word/2018/wordml/cex" xmlns:w16cid="http://schemas.microsoft.com/office/word/2016/wordml/cid" xmlns:w16="http://schemas.microsoft.com/office/word/2018/wordml" xmlns:w16du="http://schemas.microsoft.com/office/word/2023/wordml/word16du" xmlns:w16sdtdh="http://schemas.microsoft.com/office/word/2020/wordml/sdtdatahash" xmlns:w16sdtfl="http://schemas.microsoft.com/office/word/2024/wordml/sdtformatlock" xmlns:w16se="http://schemas.microsoft.com/office/word/2015/wordml/symex" xmlns:wpg="http://schemas.microsoft.com/office/word/2010/wordprocessingGroup" xmlns:wpi="http://schemas.microsoft.com/office/word/2010/wordprocessingInk" xmlns:wne="http://schemas.microsoft.com/office/word/2006/wordml" xmlns:wps="http://schemas.microsoft.com/office/word/2010/wordprocessingShape" mc:Ignorable="w14 w15 w16se w16cid w16 w16cex w16sdtdh w16sdtfl w16du wp14">
+<w:numbering xmlns:wpc="http://schemas.microsoft.com/office/word/2010/wordprocessingCanvas" xmlns:cx="http://schemas.microsoft.com/office/drawing/2014/chartex" xmlns:cx1="http://schemas.microsoft.com/office/drawing/2015/9/8/chartex" xmlns:cx2="http://schemas.microsoft.com/office/drawing/2015/10/21/chartex" xmlns:cx3="http://schemas.microsoft.com/office/drawing/2016/5/9/chartex" xmlns:cx4="http://schemas.microsoft.com/office/drawing/2016/5/10/chartex" xmlns:cx5="http://schemas.microsoft.com/office/drawing/2016/5/11/chartex" xmlns:cx6="http://schemas.microsoft.com/office/drawing/2016/5/12/chartex" xmlns:cx7="http://schemas.microsoft.com/office/drawing/2016/5/13/chartex" xmlns:cx8="http://schemas.microsoft.com/office/drawing/2016/5/14/chartex" xmlns:mc="http://schemas.openxmlformats.org/markup-compatibility/2006" xmlns:aink="http://schemas.microsoft.com/office/drawing/2016/ink" xmlns:am3d="http://schemas.microsoft.com/office/drawing/2017/model3d" xmlns:o="urn:schemas-microsoft-com:office:office" xmlns:oel="http://schemas.microsoft.com/office/2019/extlst" xmlns:r="http://schemas.openxmlformats.org/officeDocument/2006/relationships" xmlns:m="http://schemas.openxmlformats.org/officeDocument/2006/math" xmlns:v="urn:schemas-microsoft-com:vml" xmlns:wp14="http://schemas.microsoft.com/office/word/2010/wordprocessingDrawing" xmlns:wp="http://schemas.openxmlformats.org/drawingml/2006/wordprocessingDrawing" xmlns:w10="urn:schemas-microsoft-com:office:word" xmlns:w="http://schemas.openxmlformats.org/wordprocessingml/2006/main" xmlns:w14="http://schemas.microsoft.com/office/word/2010/wordml" xmlns:w15="http://schemas.microsoft.com/office/word/2012/wordml" xmlns:w16cex="http://schemas.microsoft.com/office/word/2018/wordml/cex" xmlns:w16cid="http://schemas.microsoft.com/office/word/2016/wordml/cid" xmlns:w16="http://schemas.microsoft.com/office/word/2018/wordml" xmlns:w16du="http://schemas.microsoft.com/office/word/2023/wordml/word16du" xmlns:w16sdtdh="http://schemas.microsoft.com/office/word/2020/wordml/sdtdatahash" xmlns:w16sdtfl="http://schemas.microsoft.com/office/word/2024/wordml/sdtformatlock" xmlns:w16se="http://schemas.microsoft.com/office/word/2015/wordml/symex" xmlns:wpg="http://schemas.microsoft.com/office/word/2010/wordprocessingGroup" xmlns:wpi="http://schemas.microsoft.com/office/word/2010/wordprocessingInk" xmlns:wne="http://schemas.microsoft.com/office/word/2006/wordml" xmlns:wps="http://schemas.microsoft.com/office/word/2010/wordprocessingShape" mc:Ignorable="w14 w15 w16se w16cid w16 w16cex w16sdtdh w16sdtfl w16du wp14">
   <w:abstractNum w:abstractNumId="0" w15:restartNumberingAfterBreak="0">
     <w:nsid w:val="0A8D7597"/>
     <w:multiLevelType w:val="hybridMultilevel"/>
@@ -997,6 +1105,7 @@
   <w:style w:type="character" w:default="1" w:styleId="a0">
     <w:name w:val="Default Paragraph Font"/>
     <w:uiPriority w:val="1"/>
+    <w:semiHidden/>
     <w:unhideWhenUsed/>
   </w:style>
   <w:style w:type="table" w:default="1" w:styleId="a1">

--- a/test/女儿成长日记.docx
+++ b/test/女儿成长日记.docx
@@ -179,7 +179,7 @@
         <w:spacing w:line="360" w:lineRule="auto"/>
         <w:ind w:firstLineChars="200" w:firstLine="480"/>
         <w:rPr>
-          <w:rFonts w:ascii="宋体" w:eastAsia="宋体" w:hAnsi="宋体"/>
+          <w:rFonts w:ascii="宋体" w:eastAsia="宋体" w:hAnsi="宋体" w:hint="eastAsia"/>
           <w:sz w:val="24"/>
           <w:szCs w:val="24"/>
         </w:rPr>
@@ -395,6 +395,165 @@
           <w:szCs w:val="24"/>
         </w:rPr>
         <w:t>尝试了把药混合在粥里面、强制喂药等不同的方式。</w:t>
+      </w:r>
+    </w:p>
+    <w:p>
+      <w:pPr>
+        <w:pStyle w:val="1"/>
+        <w:rPr>
+          <w:rFonts w:hint="eastAsia"/>
+        </w:rPr>
+      </w:pPr>
+      <w:r>
+        <w:rPr>
+          <w:rFonts w:hint="eastAsia"/>
+        </w:rPr>
+        <w:lastRenderedPageBreak/>
+        <w:t>2026-08-</w:t>
+      </w:r>
+      <w:r>
+        <w:rPr>
+          <w:rFonts w:hint="eastAsia"/>
+        </w:rPr>
+        <w:t>24</w:t>
+      </w:r>
+    </w:p>
+    <w:p>
+      <w:pPr>
+        <w:spacing w:line="360" w:lineRule="auto"/>
+        <w:ind w:firstLineChars="200" w:firstLine="480"/>
+        <w:rPr>
+          <w:rFonts w:ascii="宋体" w:eastAsia="宋体" w:hAnsi="宋体" w:hint="eastAsia"/>
+          <w:sz w:val="24"/>
+          <w:szCs w:val="24"/>
+        </w:rPr>
+      </w:pPr>
+      <w:r>
+        <w:rPr>
+          <w:rFonts w:ascii="宋体" w:eastAsia="宋体" w:hAnsi="宋体" w:hint="eastAsia"/>
+          <w:sz w:val="24"/>
+          <w:szCs w:val="24"/>
+        </w:rPr>
+        <w:t>女儿会开房子的门了，要注意看好别自己跑出去了。</w:t>
+      </w:r>
+    </w:p>
+    <w:p>
+      <w:pPr>
+        <w:spacing w:line="360" w:lineRule="auto"/>
+        <w:ind w:firstLineChars="200" w:firstLine="480"/>
+        <w:rPr>
+          <w:rFonts w:ascii="宋体" w:eastAsia="宋体" w:hAnsi="宋体"/>
+          <w:sz w:val="24"/>
+          <w:szCs w:val="24"/>
+        </w:rPr>
+      </w:pPr>
+      <w:r>
+        <w:rPr>
+          <w:rFonts w:ascii="宋体" w:eastAsia="宋体" w:hAnsi="宋体" w:hint="eastAsia"/>
+          <w:sz w:val="24"/>
+          <w:szCs w:val="24"/>
+        </w:rPr>
+        <w:t>小娃娃这两天晚上睡得很晚，</w:t>
+      </w:r>
+      <w:r>
+        <w:rPr>
+          <w:rFonts w:ascii="宋体" w:eastAsia="宋体" w:hAnsi="宋体" w:hint="eastAsia"/>
+          <w:sz w:val="24"/>
+          <w:szCs w:val="24"/>
+        </w:rPr>
+        <w:t>关灯之后还下床往外跑，</w:t>
+      </w:r>
+      <w:r>
+        <w:rPr>
+          <w:rFonts w:ascii="宋体" w:eastAsia="宋体" w:hAnsi="宋体" w:hint="eastAsia"/>
+          <w:sz w:val="24"/>
+          <w:szCs w:val="24"/>
+        </w:rPr>
+        <w:t>应该是白天睡得有点多了。</w:t>
+      </w:r>
+    </w:p>
+    <w:p>
+      <w:pPr>
+        <w:pStyle w:val="1"/>
+        <w:rPr>
+          <w:rFonts w:hint="eastAsia"/>
+        </w:rPr>
+      </w:pPr>
+      <w:r>
+        <w:rPr>
+          <w:rFonts w:hint="eastAsia"/>
+        </w:rPr>
+        <w:t>2026-08-</w:t>
+      </w:r>
+      <w:r>
+        <w:rPr>
+          <w:rFonts w:hint="eastAsia"/>
+        </w:rPr>
+        <w:t>2</w:t>
+      </w:r>
+      <w:r>
+        <w:rPr>
+          <w:rFonts w:hint="eastAsia"/>
+        </w:rPr>
+        <w:t>5</w:t>
+      </w:r>
+    </w:p>
+    <w:p>
+      <w:pPr>
+        <w:spacing w:line="360" w:lineRule="auto"/>
+        <w:ind w:firstLineChars="200" w:firstLine="480"/>
+        <w:rPr>
+          <w:rFonts w:ascii="宋体" w:eastAsia="宋体" w:hAnsi="宋体" w:hint="eastAsia"/>
+          <w:sz w:val="24"/>
+          <w:szCs w:val="24"/>
+        </w:rPr>
+      </w:pPr>
+      <w:r>
+        <w:rPr>
+          <w:rFonts w:ascii="宋体" w:eastAsia="宋体" w:hAnsi="宋体" w:hint="eastAsia"/>
+          <w:sz w:val="24"/>
+          <w:szCs w:val="24"/>
+        </w:rPr>
+        <w:t>女儿这几天晚上哭醒的次数比较多，大概是前几天发烧之后的遗留影响。</w:t>
+      </w:r>
+    </w:p>
+    <w:p>
+      <w:pPr>
+        <w:pStyle w:val="1"/>
+        <w:rPr>
+          <w:rFonts w:hint="eastAsia"/>
+        </w:rPr>
+      </w:pPr>
+      <w:r>
+        <w:rPr>
+          <w:rFonts w:hint="eastAsia"/>
+        </w:rPr>
+        <w:t>2026-08-</w:t>
+      </w:r>
+      <w:r>
+        <w:rPr>
+          <w:rFonts w:hint="eastAsia"/>
+        </w:rPr>
+        <w:t>26</w:t>
+      </w:r>
+    </w:p>
+    <w:p>
+      <w:pPr>
+        <w:spacing w:line="360" w:lineRule="auto"/>
+        <w:ind w:firstLineChars="200" w:firstLine="480"/>
+        <w:rPr>
+          <w:rFonts w:ascii="宋体" w:eastAsia="宋体" w:hAnsi="宋体" w:hint="eastAsia"/>
+          <w:sz w:val="24"/>
+          <w:szCs w:val="24"/>
+        </w:rPr>
+      </w:pPr>
+      <w:r>
+        <w:rPr>
+          <w:rFonts w:ascii="宋体" w:eastAsia="宋体" w:hAnsi="宋体" w:hint="eastAsia"/>
+          <w:sz w:val="24"/>
+          <w:szCs w:val="24"/>
+        </w:rPr>
+        <w:t>女儿这两天对红绿灯很感兴趣，每天晚上下班回来，都抱着看一会儿幸福超市附近那个红绿灯。</w:t>
       </w:r>
     </w:p>
     <w:sectPr>
